--- a/講義/敷地A4作戰卡.docx
+++ b/講義/敷地A4作戰卡.docx
@@ -184,7 +184,7 @@
                 <w:rFonts w:ascii="Microsoft JhengHei" w:hAnsi="Microsoft JhengHei" w:eastAsia="Microsoft JhengHei" w:cs="Microsoft JhengHei"/>
                 <w:b/>
                 <w:color w:val="FFFFFF"/>
-                <w:sz w:val="21"/>
+                <w:sz w:val="20"/>
               </w:rPr>
               <w:t>申論 30 分｜0:00–0:50　寫完不再回看</w:t>
             </w:r>
@@ -201,7 +201,7 @@
           <w:rFonts w:ascii="Microsoft JhengHei" w:hAnsi="Microsoft JhengHei" w:eastAsia="Microsoft JhengHei" w:cs="Microsoft JhengHei"/>
           <w:b/>
           <w:color w:val="C00000"/>
-          <w:sz w:val="19"/>
+          <w:sz w:val="18"/>
         </w:rPr>
         <w:t xml:space="preserve">起手・45字・照抄　</w:t>
       </w:r>
@@ -209,9 +209,9 @@
         <w:rPr>
           <w:rFonts w:ascii="Microsoft JhengHei" w:hAnsi="Microsoft JhengHei" w:eastAsia="Microsoft JhengHei" w:cs="Microsoft JhengHei"/>
           <w:b w:val="0"/>
-          <w:sz w:val="19"/>
+          <w:sz w:val="18"/>
         </w:rPr>
-        <w:t>本案依都市計畫法主要計畫（§15、§32）之指導、細部計畫（§22）之土地使用管制，並依都市設計審議原則管制量體與開放空間，→〔接本年議題〕</w:t>
+        <w:t>本案依都市計畫法主要計畫（§15）之指導、細部計畫（§22）之土地使用分區管制，並依都市設計準則管制量體與開放空間，→〔接本年議題〕</w:t>
       </w:r>
     </w:p>
     <w:p>
@@ -222,7 +222,7 @@
         <w:rPr>
           <w:rFonts w:ascii="Microsoft JhengHei" w:hAnsi="Microsoft JhengHei" w:eastAsia="Microsoft JhengHei" w:cs="Microsoft JhengHei"/>
           <w:b/>
-          <w:sz w:val="19"/>
+          <w:sz w:val="18"/>
         </w:rPr>
         <w:t xml:space="preserve">4個不套　</w:t>
       </w:r>
@@ -230,7 +230,7 @@
         <w:rPr>
           <w:rFonts w:ascii="Microsoft JhengHei" w:hAnsi="Microsoft JhengHei" w:eastAsia="Microsoft JhengHei" w:cs="Microsoft JhengHei"/>
           <w:b w:val="0"/>
-          <w:sz w:val="19"/>
+          <w:sz w:val="18"/>
         </w:rPr>
         <w:t>純理論programming→不起手，只結尾橋接｜題目已括出法規面→豁免，直接破題｜都更vs危老→另一法系，不套§15/§32｜公設立體化→改套「多目標使用辦法」</w:t>
       </w:r>
@@ -243,7 +243,7 @@
         <w:rPr>
           <w:rFonts w:ascii="Microsoft JhengHei" w:hAnsi="Microsoft JhengHei" w:eastAsia="Microsoft JhengHei" w:cs="Microsoft JhengHei"/>
           <w:b/>
-          <w:sz w:val="19"/>
+          <w:sz w:val="18"/>
         </w:rPr>
         <w:t xml:space="preserve">收尾　</w:t>
       </w:r>
@@ -251,9 +251,9 @@
         <w:rPr>
           <w:rFonts w:ascii="Microsoft JhengHei" w:hAnsi="Microsoft JhengHei" w:eastAsia="Microsoft JhengHei" w:cs="Microsoft JhengHei"/>
           <w:b w:val="0"/>
-          <w:sz w:val="19"/>
+          <w:sz w:val="18"/>
         </w:rPr>
-        <w:t>全案於建築技術規則（停車／無障礙／防火避難／綠建築）基本盤上，導入屋頂光電與出流管制減洪，落實安全、永續而具公共性之實質環境。→「以下就設計說明之」</w:t>
+        <w:t>全案於建築技術規則（停車／無障礙／防火避難／綠建築）基本盤上，導入〔依題旨選用：光電／綠屋頂／雨水回收／滯洪／韌性／文資保存〕，落實安全、永續而具公共性之實質環境。→「以下就設計說明之」</w:t>
       </w:r>
     </w:p>
     <w:p>
@@ -265,7 +265,7 @@
           <w:rFonts w:ascii="Microsoft JhengHei" w:hAnsi="Microsoft JhengHei" w:eastAsia="Microsoft JhengHei" w:cs="Microsoft JhengHei"/>
           <w:b/>
           <w:color w:val="C00000"/>
-          <w:sz w:val="19"/>
+          <w:sz w:val="18"/>
         </w:rPr>
         <w:t xml:space="preserve">紀律　</w:t>
       </w:r>
@@ -273,7 +273,7 @@
         <w:rPr>
           <w:rFonts w:ascii="Microsoft JhengHei" w:hAnsi="Microsoft JhengHei" w:eastAsia="Microsoft JhengHei" w:cs="Microsoft JhengHei"/>
           <w:b w:val="0"/>
-          <w:sz w:val="19"/>
+          <w:sz w:val="18"/>
         </w:rPr>
         <w:t>400–600字＝全張唯一可成段處｜45–50分，</w:t>
       </w:r>
@@ -281,7 +281,7 @@
         <w:rPr>
           <w:rFonts w:ascii="Microsoft JhengHei" w:hAnsi="Microsoft JhengHei" w:eastAsia="Microsoft JhengHei" w:cs="Microsoft JhengHei"/>
           <w:b/>
-          <w:sz w:val="19"/>
+          <w:sz w:val="18"/>
         </w:rPr>
         <w:t>過55分立刻停筆跳設計</w:t>
       </w:r>
@@ -289,7 +289,7 @@
         <w:rPr>
           <w:rFonts w:ascii="Microsoft JhengHei" w:hAnsi="Microsoft JhengHei" w:eastAsia="Microsoft JhengHei" w:cs="Microsoft JhengHei"/>
           <w:b w:val="0"/>
-          <w:sz w:val="19"/>
+          <w:sz w:val="18"/>
         </w:rPr>
         <w:t>（70＞30）｜每點＝論點＋1句法源＋「見圖①」｜法源全篇≤5句</w:t>
       </w:r>
@@ -302,7 +302,7 @@
         <w:rPr>
           <w:rFonts w:ascii="Microsoft JhengHei" w:hAnsi="Microsoft JhengHei" w:eastAsia="Microsoft JhengHei" w:cs="Microsoft JhengHei"/>
           <w:b/>
-          <w:sz w:val="19"/>
+          <w:sz w:val="18"/>
         </w:rPr>
         <w:t xml:space="preserve">骨架反射・先畫框30秒　</w:t>
       </w:r>
@@ -310,7 +310,7 @@
         <w:rPr>
           <w:rFonts w:ascii="Microsoft JhengHei" w:hAnsi="Microsoft JhengHei" w:eastAsia="Microsoft JhengHei" w:cs="Microsoft JhengHei"/>
           <w:b w:val="0"/>
-          <w:sz w:val="19"/>
+          <w:sz w:val="18"/>
         </w:rPr>
         <w:t>比較→兩欄表〔性質|範圍|機制|誘因|規模〕＋末列共同點｜角色功能→分支圖＋三欄表｜流程→箭頭圖｜基地分析→泡泡圖＋環境小剖面｜韌性減洪→要素表＋街道斷面</w:t>
       </w:r>
@@ -323,7 +323,7 @@
         <w:rPr>
           <w:rFonts w:ascii="Microsoft JhengHei" w:hAnsi="Microsoft JhengHei" w:eastAsia="Microsoft JhengHei" w:cs="Microsoft JhengHei"/>
           <w:b/>
-          <w:sz w:val="19"/>
+          <w:sz w:val="18"/>
         </w:rPr>
         <w:t xml:space="preserve">法源鏈　</w:t>
       </w:r>
@@ -331,9 +331,9 @@
         <w:rPr>
           <w:rFonts w:ascii="Microsoft JhengHei" w:hAnsi="Microsoft JhengHei" w:eastAsia="Microsoft JhengHei" w:cs="Microsoft JhengHei"/>
           <w:b w:val="0"/>
-          <w:sz w:val="19"/>
+          <w:sz w:val="18"/>
         </w:rPr>
-        <w:t>主計定位置｜細計定數字｜都審定形態｜技則定底線｜敷地＝把上面畫成一張圖</w:t>
+        <w:t>主計(§15)定位置｜細計(§22)定數字｜§32 分區得分級管制｜都審定形態｜技則定底線</w:t>
       </w:r>
     </w:p>
     <w:p>
@@ -345,9 +345,9 @@
         <w:rPr>
           <w:rFonts w:ascii="Microsoft JhengHei" w:hAnsi="Microsoft JhengHei" w:eastAsia="Microsoft JhengHei" w:cs="Microsoft JhengHei"/>
           <w:b w:val="0"/>
-          <w:sz w:val="19"/>
+          <w:sz w:val="18"/>
         </w:rPr>
-        <w:t>└ 都審無都計法明文授權→實體依據＝細計之都設基準／土管要點；程序依據＝地方自治法規</w:t>
+        <w:t>└ 都審依都市計畫書、土管要點、都市設計準則及地方規範辦理（勿寫「無明文授權」這種法律結論）</w:t>
       </w:r>
     </w:p>
     <w:p>
@@ -359,9 +359,9 @@
         <w:rPr>
           <w:rFonts w:ascii="Microsoft JhengHei" w:hAnsi="Microsoft JhengHei" w:eastAsia="Microsoft JhengHei" w:cs="Microsoft JhengHei"/>
           <w:b w:val="0"/>
-          <w:sz w:val="19"/>
+          <w:sz w:val="18"/>
         </w:rPr>
-        <w:t>└ 細計 §22 七款含「地下室開挖之限制」＝圖上標開挖率的法源出身</w:t>
+        <w:t>└ 開挖限制屬「都市設計應表明事項」（通盤檢討辦法）→納入細部計畫／都市設計準則（非 §22 條文本身）</w:t>
       </w:r>
     </w:p>
     <w:p>
@@ -373,9 +373,9 @@
         <w:rPr>
           <w:rFonts w:ascii="Microsoft JhengHei" w:hAnsi="Microsoft JhengHei" w:eastAsia="Microsoft JhengHei" w:cs="Microsoft JhengHei"/>
           <w:b w:val="0"/>
-          <w:sz w:val="19"/>
+          <w:sz w:val="18"/>
         </w:rPr>
-        <w:t>└「敷地計畫」非法定名詞→法定用語＝建築基地（建築法 §11）</w:t>
+        <w:t>└「敷地計畫」為學科用語；法規對應概念＝建築基地／法定空地（建築法 §11）。勿寫「依敷地計畫法」</w:t>
       </w:r>
     </w:p>
     <w:tbl>
@@ -404,7 +404,7 @@
                 <w:rFonts w:ascii="Microsoft JhengHei" w:hAnsi="Microsoft JhengHei" w:eastAsia="Microsoft JhengHei" w:cs="Microsoft JhengHei"/>
                 <w:b/>
                 <w:color w:val="FFFFFF"/>
-                <w:sz w:val="21"/>
+                <w:sz w:val="20"/>
               </w:rPr>
               <w:t>設計 70 分｜0:50–3:55</w:t>
             </w:r>
@@ -421,7 +421,29 @@
           <w:rFonts w:ascii="Microsoft JhengHei" w:hAnsi="Microsoft JhengHei" w:eastAsia="Microsoft JhengHei" w:cs="Microsoft JhengHei"/>
           <w:b/>
           <w:color w:val="C00000"/>
-          <w:sz w:val="19"/>
+          <w:sz w:val="18"/>
+        </w:rPr>
+        <w:t xml:space="preserve">0:00 先看試題「注意事項」　</w:t>
+      </w:r>
+      <w:r>
+        <w:rPr>
+          <w:rFonts w:ascii="Microsoft JhengHei" w:hAnsi="Microsoft JhengHei" w:eastAsia="Microsoft JhengHei" w:cs="Microsoft JhengHei"/>
+          <w:b w:val="0"/>
+          <w:sz w:val="18"/>
+        </w:rPr>
+        <w:t>計算器可否使用逐年不同，別憑上次經驗。</w:t>
+      </w:r>
+    </w:p>
+    <w:p>
+      <w:pPr>
+        <w:spacing w:before="0" w:after="6" w:line="221" w:lineRule="auto"/>
+      </w:pPr>
+      <w:r>
+        <w:rPr>
+          <w:rFonts w:ascii="Microsoft JhengHei" w:hAnsi="Microsoft JhengHei" w:eastAsia="Microsoft JhengHei" w:cs="Microsoft JhengHei"/>
+          <w:b/>
+          <w:color w:val="C00000"/>
+          <w:sz w:val="18"/>
         </w:rPr>
         <w:t xml:space="preserve">0:50 抄圖說清單→畫完打✓　</w:t>
       </w:r>
@@ -429,9 +451,23 @@
         <w:rPr>
           <w:rFonts w:ascii="Microsoft JhengHei" w:hAnsi="Microsoft JhengHei" w:eastAsia="Microsoft JhengHei" w:cs="Microsoft JhengHei"/>
           <w:b w:val="0"/>
-          <w:sz w:val="19"/>
+          <w:sz w:val="18"/>
         </w:rPr>
-        <w:t>用詞照抄題目不改字｜缺1張＝硬扣，小張也有分，空白＝0</w:t>
+        <w:t>用詞照抄題目不改字｜缺1張＝該項拿不到完整分，小張也有分，空白＝0</w:t>
+      </w:r>
+    </w:p>
+    <w:p>
+      <w:pPr>
+        <w:spacing w:before="0" w:after="4" w:line="221" w:lineRule="auto"/>
+        <w:ind w:left="85"/>
+      </w:pPr>
+      <w:r>
+        <w:rPr>
+          <w:rFonts w:ascii="Microsoft JhengHei" w:hAnsi="Microsoft JhengHei" w:eastAsia="Microsoft JhengHei" w:cs="Microsoft JhengHei"/>
+          <w:b w:val="0"/>
+          <w:sz w:val="18"/>
+        </w:rPr>
+        <w:t>□全區配置　□空間/機能組織（水平＋垂直）　□剖立面（要幾向畫幾向）　□外部空間局部透視（要幾處畫幾處）←114漏此張　□地下開挖範圍　□指北針・比例尺 S=1/___・圖名</w:t>
       </w:r>
     </w:p>
     <w:p>
@@ -443,9 +479,9 @@
         <w:rPr>
           <w:rFonts w:ascii="Microsoft JhengHei" w:hAnsi="Microsoft JhengHei" w:eastAsia="Microsoft JhengHei" w:cs="Microsoft JhengHei"/>
           <w:b w:val="0"/>
-          <w:sz w:val="19"/>
+          <w:sz w:val="18"/>
         </w:rPr>
-        <w:t>□全區配置　□空間/機能組織（水平＋垂直）　□剖立面（要幾向畫幾向）　□外部空間局部透視（要幾處畫幾處）←114漏此張　□一樓平面（量體格不能取代）　□地下開挖範圍　□指北針・比例尺 S=1/___・圖名</w:t>
+        <w:t>※一樓平面＝看題目：113「含一樓平面」→必畫；108 明示「建築平面圖並非必要」→不畫。題目沒點名就不花時間</w:t>
       </w:r>
     </w:p>
     <w:p>
@@ -456,7 +492,7 @@
         <w:rPr>
           <w:rFonts w:ascii="Microsoft JhengHei" w:hAnsi="Microsoft JhengHei" w:eastAsia="Microsoft JhengHei" w:cs="Microsoft JhengHei"/>
           <w:b/>
-          <w:sz w:val="19"/>
+          <w:sz w:val="18"/>
         </w:rPr>
         <w:t xml:space="preserve">題目條件對照　</w:t>
       </w:r>
@@ -464,7 +500,7 @@
         <w:rPr>
           <w:rFonts w:ascii="Microsoft JhengHei" w:hAnsi="Microsoft JhengHei" w:eastAsia="Microsoft JhengHei" w:cs="Microsoft JhengHei"/>
           <w:b w:val="0"/>
-          <w:sz w:val="19"/>
+          <w:sz w:val="18"/>
         </w:rPr>
         <w:t>圈題眼→每條寫一行→</w:t>
       </w:r>
@@ -472,7 +508,7 @@
         <w:rPr>
           <w:rFonts w:ascii="Microsoft JhengHei" w:hAnsi="Microsoft JhengHei" w:eastAsia="Microsoft JhengHei" w:cs="Microsoft JhengHei"/>
           <w:b/>
-          <w:sz w:val="19"/>
+          <w:sz w:val="18"/>
         </w:rPr>
         <w:t>圖上真的指得出來才打✓</w:t>
       </w:r>
@@ -480,7 +516,7 @@
         <w:rPr>
           <w:rFonts w:ascii="Microsoft JhengHei" w:hAnsi="Microsoft JhengHei" w:eastAsia="Microsoft JhengHei" w:cs="Microsoft JhengHei"/>
           <w:b w:val="0"/>
-          <w:sz w:val="19"/>
+          <w:sz w:val="18"/>
         </w:rPr>
         <w:t>（打不了✓＝還沒回應，不是還沒寫）</w:t>
       </w:r>
@@ -494,7 +530,7 @@
         <w:rPr>
           <w:rFonts w:ascii="Microsoft JhengHei" w:hAnsi="Microsoft JhengHei" w:eastAsia="Microsoft JhengHei" w:cs="Microsoft JhengHei"/>
           <w:b w:val="0"/>
-          <w:sz w:val="19"/>
+          <w:sz w:val="18"/>
         </w:rPr>
         <w:t>退縮○M｜老樹｜遺構水圳（→不開挖）｜高架噪音｜淹水潛勢｜汽機車出入口與人行分設（兩支箭頭各自標）</w:t>
       </w:r>
@@ -508,7 +544,7 @@
           <w:rFonts w:ascii="Microsoft JhengHei" w:hAnsi="Microsoft JhengHei" w:eastAsia="Microsoft JhengHei" w:cs="Microsoft JhengHei"/>
           <w:b/>
           <w:color w:val="C00000"/>
-          <w:sz w:val="19"/>
+          <w:sz w:val="18"/>
         </w:rPr>
         <w:t xml:space="preserve">放樣・第一筆　</w:t>
       </w:r>
@@ -516,7 +552,7 @@
         <w:rPr>
           <w:rFonts w:ascii="Microsoft JhengHei" w:hAnsi="Microsoft JhengHei" w:eastAsia="Microsoft JhengHei" w:cs="Microsoft JhengHei"/>
           <w:b w:val="0"/>
-          <w:sz w:val="19"/>
+          <w:sz w:val="18"/>
         </w:rPr>
         <w:t>不是量體，是開放空間；起點釘在英雄條件（老樹／水岸／捷運口／古蹟／眺望軸）←治 T9。量體讓開放空間（虛空是正空間，不是剩料）。泡泡圖一句：以○為核心，串聯○－○－○</w:t>
       </w:r>
@@ -529,7 +565,7 @@
         <w:rPr>
           <w:rFonts w:ascii="Microsoft JhengHei" w:hAnsi="Microsoft JhengHei" w:eastAsia="Microsoft JhengHei" w:cs="Microsoft JhengHei"/>
           <w:b/>
-          <w:sz w:val="19"/>
+          <w:sz w:val="18"/>
         </w:rPr>
         <w:t xml:space="preserve">量體對帳・三行　</w:t>
       </w:r>
@@ -537,7 +573,7 @@
         <w:rPr>
           <w:rFonts w:ascii="Microsoft JhengHei" w:hAnsi="Microsoft JhengHei" w:eastAsia="Microsoft JhengHei" w:cs="Microsoft JhengHei"/>
           <w:b w:val="0"/>
-          <w:sz w:val="19"/>
+          <w:sz w:val="18"/>
         </w:rPr>
         <w:t>先算上限→上限÷層數＝每層可用→照此畫→最後回抄實際值（</w:t>
       </w:r>
@@ -546,7 +582,7 @@
           <w:rFonts w:ascii="Microsoft JhengHei" w:hAnsi="Microsoft JhengHei" w:eastAsia="Microsoft JhengHei" w:cs="Microsoft JhengHei"/>
           <w:b/>
           <w:color w:val="C00000"/>
-          <w:sz w:val="19"/>
+          <w:sz w:val="18"/>
         </w:rPr>
         <w:t>勿畫完再湊</w:t>
       </w:r>
@@ -554,7 +590,7 @@
         <w:rPr>
           <w:rFonts w:ascii="Microsoft JhengHei" w:hAnsi="Microsoft JhengHei" w:eastAsia="Microsoft JhengHei" w:cs="Microsoft JhengHei"/>
           <w:b w:val="0"/>
-          <w:sz w:val="19"/>
+          <w:sz w:val="18"/>
         </w:rPr>
         <w:t>）</w:t>
       </w:r>
@@ -568,7 +604,7 @@
         <w:rPr>
           <w:rFonts w:ascii="Microsoft JhengHei" w:hAnsi="Microsoft JhengHei" w:eastAsia="Microsoft JhengHei" w:cs="Microsoft JhengHei"/>
           <w:b w:val="0"/>
-          <w:sz w:val="19"/>
+          <w:sz w:val="18"/>
         </w:rPr>
         <w:t>①建面＝基地×建蔽　②法容＝基地×容積〔上限〕　③本案＝逐棟樓地板相加　→ 收尾必寫 ③≤② …ok!</w:t>
       </w:r>
@@ -582,9 +618,9 @@
         <w:rPr>
           <w:rFonts w:ascii="Microsoft JhengHei" w:hAnsi="Microsoft JhengHei" w:eastAsia="Microsoft JhengHei" w:cs="Microsoft JhengHei"/>
           <w:b w:val="0"/>
-          <w:sz w:val="19"/>
+          <w:sz w:val="18"/>
         </w:rPr>
-        <w:t>不合→改方塊，絕不改②｜題目給「坪」先×3.3｜法定停車空間免計容積（技則）｜1車位≈40㎡、停車樓地板≈容積 ¼~⅓</w:t>
+        <w:t>不合→改方塊，絕不改②｜題目給「坪」先×3.3｜法定停車空間「得不計入」容積（技則§162，有但書＋地方規定）｜1車位≈40㎡</w:t>
       </w:r>
     </w:p>
     <w:p>
@@ -595,7 +631,7 @@
         <w:rPr>
           <w:rFonts w:ascii="Microsoft JhengHei" w:hAnsi="Microsoft JhengHei" w:eastAsia="Microsoft JhengHei" w:cs="Microsoft JhengHei"/>
           <w:b/>
-          <w:sz w:val="19"/>
+          <w:sz w:val="18"/>
         </w:rPr>
         <w:t xml:space="preserve">引線標籤　</w:t>
       </w:r>
@@ -603,7 +639,7 @@
         <w:rPr>
           <w:rFonts w:ascii="Microsoft JhengHei" w:hAnsi="Microsoft JhengHei" w:eastAsia="Microsoft JhengHei" w:cs="Microsoft JhengHei"/>
           <w:b w:val="0"/>
-          <w:sz w:val="19"/>
+          <w:sz w:val="18"/>
         </w:rPr>
         <w:t>每則5–15字，超過就砍｜配置8–12則（藍筆環繞一圈）｜剖面5–8｜分析圖每張1</w:t>
       </w:r>
@@ -617,7 +653,7 @@
         <w:rPr>
           <w:rFonts w:ascii="Microsoft JhengHei" w:hAnsi="Microsoft JhengHei" w:eastAsia="Microsoft JhengHei" w:cs="Microsoft JhengHei"/>
           <w:b w:val="0"/>
-          <w:sz w:val="19"/>
+          <w:sz w:val="18"/>
         </w:rPr>
         <w:t>①名詞－效益：退縮建築－減少壓迫感　②作為＋數據＋簡稱：開挖率65%&lt;70%｜保水(技則)</w:t>
       </w:r>
@@ -631,7 +667,7 @@
         <w:rPr>
           <w:rFonts w:ascii="Microsoft JhengHei" w:hAnsi="Microsoft JhengHei" w:eastAsia="Microsoft JhengHei" w:cs="Microsoft JhengHei"/>
           <w:b w:val="0"/>
-          <w:sz w:val="19"/>
+          <w:sz w:val="18"/>
         </w:rPr>
         <w:t>③英雄扣回×3則以上（治T9）：</w:t>
       </w:r>
@@ -639,7 +675,7 @@
         <w:rPr>
           <w:rFonts w:ascii="Microsoft JhengHei" w:hAnsi="Microsoft JhengHei" w:eastAsia="Microsoft JhengHei" w:cs="Microsoft JhengHei"/>
           <w:b/>
-          <w:sz w:val="19"/>
+          <w:sz w:val="18"/>
         </w:rPr>
         <w:t>〔開放空間〕順應〔老樹／水岸／捷運口〕→使…</w:t>
       </w:r>
@@ -653,7 +689,7 @@
         <w:rPr>
           <w:rFonts w:ascii="Microsoft JhengHei" w:hAnsi="Microsoft JhengHei" w:eastAsia="Microsoft JhengHei" w:cs="Microsoft JhengHei"/>
           <w:b w:val="0"/>
-          <w:sz w:val="19"/>
+          <w:sz w:val="18"/>
         </w:rPr>
         <w:t>✗只寫名詞　✗超過15字　✗圖上寫條號（一律簡稱）</w:t>
       </w:r>
@@ -667,15 +703,15 @@
           <w:rFonts w:ascii="Microsoft JhengHei" w:hAnsi="Microsoft JhengHei" w:eastAsia="Microsoft JhengHei" w:cs="Microsoft JhengHei"/>
           <w:b/>
           <w:color w:val="C00000"/>
-          <w:sz w:val="19"/>
+          <w:sz w:val="18"/>
         </w:rPr>
-        <w:t xml:space="preserve">剖面・缺一即扣　</w:t>
+        <w:t xml:space="preserve">剖面・三件事缺一就失分　</w:t>
       </w:r>
       <w:r>
         <w:rPr>
           <w:rFonts w:ascii="Microsoft JhengHei" w:hAnsi="Microsoft JhengHei" w:eastAsia="Microsoft JhengHei" w:cs="Microsoft JhengHei"/>
           <w:b w:val="0"/>
-          <w:sz w:val="19"/>
+          <w:sz w:val="18"/>
         </w:rPr>
         <w:t>畫大：長≥配置圖寬、高≥8cm；剖線切過開放空間＋主量體</w:t>
       </w:r>
@@ -689,7 +725,7 @@
         <w:rPr>
           <w:rFonts w:ascii="Microsoft JhengHei" w:hAnsi="Microsoft JhengHei" w:eastAsia="Microsoft JhengHei" w:cs="Microsoft JhengHei"/>
           <w:b w:val="0"/>
-          <w:sz w:val="19"/>
+          <w:sz w:val="18"/>
         </w:rPr>
         <w:t>①頂＝剖到每段名稱＋寬　②右緣＝每層樓高數字（114敗因）　③紅[分類]×5：室內環境／日常節能／基地保水／水資源／廢棄物減量</w:t>
       </w:r>
@@ -703,7 +739,7 @@
         <w:rPr>
           <w:rFonts w:ascii="Microsoft JhengHei" w:hAnsi="Microsoft JhengHei" w:eastAsia="Microsoft JhengHei" w:cs="Microsoft JhengHei"/>
           <w:b w:val="0"/>
-          <w:sz w:val="19"/>
+          <w:sz w:val="18"/>
         </w:rPr>
         <w:t>＋地下層數・覆土≥1.0m・防水 FL＋○.○○・天際線｜淨高 羽球6.1／球場7–9／停車2.4／騎樓3.4｜層高 一般3.6–4.2／大廳4.5–6／地下停車3.5</w:t>
       </w:r>
@@ -717,17 +753,17 @@
           <w:rFonts w:ascii="Microsoft JhengHei" w:hAnsi="Microsoft JhengHei" w:eastAsia="Microsoft JhengHei" w:cs="Microsoft JhengHei"/>
           <w:b/>
           <w:color w:val="C00000"/>
-          <w:sz w:val="19"/>
+          <w:sz w:val="18"/>
         </w:rPr>
-        <w:t xml:space="preserve">透視・缺＝硬扣　</w:t>
+        <w:t xml:space="preserve">透視・題目要求就必畫　</w:t>
       </w:r>
       <w:r>
         <w:rPr>
           <w:rFonts w:ascii="Microsoft JhengHei" w:hAnsi="Microsoft JhengHei" w:eastAsia="Microsoft JhengHei" w:cs="Microsoft JhengHei"/>
           <w:b w:val="0"/>
-          <w:sz w:val="19"/>
+          <w:sz w:val="18"/>
         </w:rPr>
-        <w:t>開卷即鉛筆框 15×10cm，末30分填滿。醜不扣、缺必扣</w:t>
+        <w:t>開卷即鉛筆框 15×10cm，末30分填滿。醜不扣分，缺了該項拿不到分</w:t>
       </w:r>
     </w:p>
     <w:p>
@@ -739,7 +775,7 @@
         <w:rPr>
           <w:rFonts w:ascii="Microsoft JhengHei" w:hAnsi="Microsoft JhengHei" w:eastAsia="Microsoft JhengHei" w:cs="Microsoft JhengHei"/>
           <w:b w:val="0"/>
-          <w:sz w:val="19"/>
+          <w:sz w:val="18"/>
         </w:rPr>
         <w:t>下筆3問全YES：①英雄條件入鏡　②有人在動　③看得到量體關係</w:t>
       </w:r>
@@ -753,7 +789,7 @@
         <w:rPr>
           <w:rFonts w:ascii="Microsoft JhengHei" w:hAnsi="Microsoft JhengHei" w:eastAsia="Microsoft JhengHei" w:cs="Microsoft JhengHei"/>
           <w:b w:val="0"/>
-          <w:sz w:val="19"/>
+          <w:sz w:val="18"/>
         </w:rPr>
         <w:t>配字2–3行＝〔場所名〕－〔角色〕｜〔誰〕〔做什麼〕　例：深廊－串聯廣場與圖書館的中介空間；午後長者下棋、學童候車</w:t>
       </w:r>
@@ -767,7 +803,7 @@
         <w:rPr>
           <w:rFonts w:ascii="Microsoft JhengHei" w:hAnsi="Microsoft JhengHei" w:eastAsia="Microsoft JhengHei" w:cs="Microsoft JhengHei"/>
           <w:b w:val="0"/>
-          <w:sz w:val="19"/>
+          <w:sz w:val="18"/>
         </w:rPr>
         <w:t>人物≥8＋喬木＋對面建物淡灰襯底｜框內不寫法規、不寫尺寸</w:t>
       </w:r>
@@ -781,7 +817,7 @@
           <w:rFonts w:ascii="Microsoft JhengHei" w:hAnsi="Microsoft JhengHei" w:eastAsia="Microsoft JhengHei" w:cs="Microsoft JhengHei"/>
           <w:b/>
           <w:color w:val="C00000"/>
-          <w:sz w:val="19"/>
+          <w:sz w:val="18"/>
         </w:rPr>
         <w:t xml:space="preserve">手要寫字→改畫這個　</w:t>
       </w:r>
@@ -789,7 +825,7 @@
         <w:rPr>
           <w:rFonts w:ascii="Microsoft JhengHei" w:hAnsi="Microsoft JhengHei" w:eastAsia="Microsoft JhengHei" w:cs="Microsoft JhengHei"/>
           <w:b w:val="0"/>
-          <w:sz w:val="19"/>
+          <w:sz w:val="18"/>
         </w:rPr>
         <w:t>申論區外任一處滿3行→停筆</w:t>
       </w:r>
@@ -803,7 +839,7 @@
         <w:rPr>
           <w:rFonts w:ascii="Microsoft JhengHei" w:hAnsi="Microsoft JhengHei" w:eastAsia="Microsoft JhengHei" w:cs="Microsoft JhengHei"/>
           <w:b w:val="0"/>
-          <w:sz w:val="19"/>
+          <w:sz w:val="18"/>
         </w:rPr>
         <w:t>層級→泡泡圖｜動線→箭頭＋圖例｜垂直機能→寫進量體格（RF屋頂花園／5F羽球場）｜因果→名詞－效益｜計算→算式＋ok!｜比較檢核→兩欄表｜多點→①②③↔圖上同編號｜次階用「└」</w:t>
       </w:r>
@@ -816,7 +852,7 @@
         <w:rPr>
           <w:rFonts w:ascii="Microsoft JhengHei" w:hAnsi="Microsoft JhengHei" w:eastAsia="Microsoft JhengHei" w:cs="Microsoft JhengHei"/>
           <w:b/>
-          <w:sz w:val="19"/>
+          <w:sz w:val="18"/>
         </w:rPr>
         <w:t xml:space="preserve">水綠4數字　</w:t>
       </w:r>
@@ -824,9 +860,9 @@
         <w:rPr>
           <w:rFonts w:ascii="Microsoft JhengHei" w:hAnsi="Microsoft JhengHei" w:eastAsia="Microsoft JhengHei" w:cs="Microsoft JhengHei"/>
           <w:b w:val="0"/>
-          <w:sz w:val="19"/>
+          <w:sz w:val="18"/>
         </w:rPr>
-        <w:t>滯洪 ≥基地面積×0.045 m³/㎡（&lt;300㎡免）｜保水 &gt;0.5×法定空地比率｜綠化用喬木複層非草皮｜出流管制 ≥1ha・都計區新建 ≥0.2ha</w:t>
+        <w:t>滯洪 ≥基地×0.045 m³/㎡〔技則§4-3：都計區新增改建，300㎡以下等除外；地方另有規定從其規定〕｜保水 &gt;0.5×法定空地比率〔§305，適用範圍另見§298〕｜綠化用喬木複層非草皮｜出流管制 ≥1ha・都計區新建 ≥0.2ha〔現行新制〕</w:t>
       </w:r>
     </w:p>
     <w:p>
@@ -837,7 +873,7 @@
         <w:rPr>
           <w:rFonts w:ascii="Microsoft JhengHei" w:hAnsi="Microsoft JhengHei" w:eastAsia="Microsoft JhengHei" w:cs="Microsoft JhengHei"/>
           <w:b/>
-          <w:sz w:val="19"/>
+          <w:sz w:val="18"/>
         </w:rPr>
         <w:t xml:space="preserve">法規檢核表　</w:t>
       </w:r>
@@ -845,7 +881,7 @@
         <w:rPr>
           <w:rFonts w:ascii="Microsoft JhengHei" w:hAnsi="Microsoft JhengHei" w:eastAsia="Microsoft JhengHei" w:cs="Microsoft JhengHei"/>
           <w:b w:val="0"/>
-          <w:sz w:val="19"/>
+          <w:sz w:val="18"/>
         </w:rPr>
         <w:t>配置圖角落 5×8cm：項目｜法定｜本案｜✓　列：建蔽・容積・高度・退縮・法停・開挖率・綠覆率。無法定值者填「—」照列＝主動控制</w:t>
       </w:r>
@@ -858,7 +894,7 @@
         <w:rPr>
           <w:rFonts w:ascii="Microsoft JhengHei" w:hAnsi="Microsoft JhengHei" w:eastAsia="Microsoft JhengHei" w:cs="Microsoft JhengHei"/>
           <w:b/>
-          <w:sz w:val="19"/>
+          <w:sz w:val="18"/>
         </w:rPr>
         <w:t xml:space="preserve">開挖率／開挖範圍　</w:t>
       </w:r>
@@ -866,7 +902,7 @@
         <w:rPr>
           <w:rFonts w:ascii="Microsoft JhengHei" w:hAnsi="Microsoft JhengHei" w:eastAsia="Microsoft JhengHei" w:cs="Microsoft JhengHei"/>
           <w:b w:val="0"/>
-          <w:sz w:val="19"/>
+          <w:sz w:val="18"/>
         </w:rPr>
         <w:t>近年連三年考（112/113/114）。配置圖＋一樓平面用</w:t>
       </w:r>
@@ -874,7 +910,7 @@
         <w:rPr>
           <w:rFonts w:ascii="Microsoft JhengHei" w:hAnsi="Microsoft JhengHei" w:eastAsia="Microsoft JhengHei" w:cs="Microsoft JhengHei"/>
           <w:b/>
-          <w:sz w:val="19"/>
+          <w:sz w:val="18"/>
         </w:rPr>
         <w:t>粗虛線</w:t>
       </w:r>
@@ -882,7 +918,7 @@
         <w:rPr>
           <w:rFonts w:ascii="Microsoft JhengHei" w:hAnsi="Microsoft JhengHei" w:eastAsia="Microsoft JhengHei" w:cs="Microsoft JhengHei"/>
           <w:b w:val="0"/>
-          <w:sz w:val="19"/>
+          <w:sz w:val="18"/>
         </w:rPr>
         <w:t>框地下室外緣，標「地下開挖範圍」</w:t>
       </w:r>
@@ -896,9 +932,23 @@
         <w:rPr>
           <w:rFonts w:ascii="Microsoft JhengHei" w:hAnsi="Microsoft JhengHei" w:eastAsia="Microsoft JhengHei" w:cs="Microsoft JhengHei"/>
           <w:b w:val="0"/>
-          <w:sz w:val="19"/>
+          <w:sz w:val="18"/>
         </w:rPr>
-        <w:t>算式寫圖旁：開挖面積÷基地面積＝○% ≤70% …ok!　虛線須避開：退縮帶／老樹樹冠根系／遺構水圳／鄰地界線</w:t>
+        <w:t>算式寫圖旁：開挖面積÷基地面積＝○%　上限依題目／土管／都審；無題示則自控 60–70% 並註明「自訂控制值」</w:t>
+      </w:r>
+    </w:p>
+    <w:p>
+      <w:pPr>
+        <w:spacing w:before="0" w:after="4" w:line="221" w:lineRule="auto"/>
+        <w:ind w:left="85"/>
+      </w:pPr>
+      <w:r>
+        <w:rPr>
+          <w:rFonts w:ascii="Microsoft JhengHei" w:hAnsi="Microsoft JhengHei" w:eastAsia="Microsoft JhengHei" w:cs="Microsoft JhengHei"/>
+          <w:b w:val="0"/>
+          <w:sz w:val="18"/>
+        </w:rPr>
+        <w:t>虛線須避開：退縮帶／老樹樹冠根系／遺構水圳／鄰地界線</w:t>
       </w:r>
     </w:p>
     <w:p>
@@ -910,9 +960,9 @@
         <w:rPr>
           <w:rFonts w:ascii="Microsoft JhengHei" w:hAnsi="Microsoft JhengHei" w:eastAsia="Microsoft JhengHei" w:cs="Microsoft JhengHei"/>
           <w:b w:val="0"/>
-          <w:sz w:val="19"/>
+          <w:sz w:val="18"/>
         </w:rPr>
-        <w:t>旁註 覆土≥1.0m（供喬木）・防水高程 FL＋○.○○　法源出身＝細計 §22「地下室開挖之限制」</w:t>
+        <w:t>旁註 覆土≥1.0m〔設計控制值，依地方都審／植栽規範〕・防水高程 FL＋○.○○</w:t>
       </w:r>
     </w:p>
     <w:p>
@@ -923,7 +973,7 @@
         <w:rPr>
           <w:rFonts w:ascii="Microsoft JhengHei" w:hAnsi="Microsoft JhengHei" w:eastAsia="Microsoft JhengHei" w:cs="Microsoft JhengHei"/>
           <w:b/>
-          <w:sz w:val="19"/>
+          <w:sz w:val="18"/>
         </w:rPr>
         <w:t xml:space="preserve">模組庫・卡住就調用　</w:t>
       </w:r>
@@ -931,7 +981,7 @@
         <w:rPr>
           <w:rFonts w:ascii="Microsoft JhengHei" w:hAnsi="Microsoft JhengHei" w:eastAsia="Microsoft JhengHei" w:cs="Microsoft JhengHei"/>
           <w:b w:val="0"/>
-          <w:sz w:val="19"/>
+          <w:sz w:val="18"/>
         </w:rPr>
         <w:t>左欄四格（基地分析理念／動線防救災／開放空間／彈性格）｜基地環境小剖面①–⑥｜Lynch五元素＋5小圖示｜防災8–9點＋等角圖｜生態工法細部剖面｜開放空間泡泡圖｜街道斷面</w:t>
       </w:r>
@@ -946,6 +996,38 @@
           <w:docGrid w:linePitch="360"/>
         </w:sectPr>
       </w:pPr>
+    </w:p>
+    <w:p>
+      <w:pPr>
+        <w:spacing w:before="0" w:after="20" w:line="221" w:lineRule="auto"/>
+      </w:pPr>
+      <w:r>
+        <w:rPr>
+          <w:rFonts w:ascii="Microsoft JhengHei" w:hAnsi="Microsoft JhengHei" w:eastAsia="Microsoft JhengHei" w:cs="Microsoft JhengHei"/>
+          <w:b w:val="0"/>
+          <w:color w:val="444444"/>
+          <w:sz w:val="15"/>
+        </w:rPr>
+        <w:t xml:space="preserve">※ 本卡的 </w:t>
+      </w:r>
+      <w:r>
+        <w:rPr>
+          <w:rFonts w:ascii="Microsoft JhengHei" w:hAnsi="Microsoft JhengHei" w:eastAsia="Microsoft JhengHei" w:cs="Microsoft JhengHei"/>
+          <w:b/>
+          <w:color w:val="444444"/>
+          <w:sz w:val="15"/>
+        </w:rPr>
+        <w:t>字數/則數/尺寸（400–600字・8–12則・15×10cm・人物≥8・剖面高≥8cm）</w:t>
+      </w:r>
+      <w:r>
+        <w:rPr>
+          <w:rFonts w:ascii="Microsoft JhengHei" w:hAnsi="Microsoft JhengHei" w:eastAsia="Microsoft JhengHei" w:cs="Microsoft JhengHei"/>
+          <w:b w:val="0"/>
+          <w:color w:val="444444"/>
+          <w:sz w:val="15"/>
+        </w:rPr>
+        <w:t xml:space="preserve"> 為自訂時間與版面控制值，非考選部評分標準；法規數字請以全國法規資料庫與題目給定為準。</w:t>
+      </w:r>
     </w:p>
     <w:tbl>
       <w:tblPr>
@@ -1360,7 +1442,7 @@
     <w:rsid w:val="00FC693F"/>
     <w:rPr>
       <w:rFonts w:ascii="Microsoft JhengHei" w:hAnsi="Microsoft JhengHei" w:eastAsia="Microsoft JhengHei" w:cs="Microsoft JhengHei"/>
-      <w:sz w:val="19"/>
+      <w:sz w:val="18"/>
     </w:rPr>
   </w:style>
   <w:style w:type="paragraph" w:styleId="Header">
